--- a/public/forms/行政/解除社区戒毒社区康复通知书.docx
+++ b/public/forms/行政/解除社区戒毒社区康复通知书.docx
@@ -3,146 +3,121 @@
 <w:document xmlns:wpc="http://schemas.microsoft.com/office/word/2010/wordprocessingCanvas" xmlns:mo="http://schemas.microsoft.com/office/mac/office/2008/main" xmlns:mc="http://schemas.openxmlformats.org/markup-compatibility/2006" xmlns:mv="urn:schemas-microsoft-com:mac:vml" xmlns:o="urn:schemas-microsoft-com:office:office" xmlns:r="http://schemas.openxmlformats.org/officeDocument/2006/relationships" xmlns:m="http://schemas.openxmlformats.org/officeDocument/2006/math" xmlns:v="urn:schemas-microsoft-com:vml" xmlns:wp14="http://schemas.microsoft.com/office/word/2010/wordprocessingDrawing" xmlns:wp="http://schemas.openxmlformats.org/drawingml/2006/wordprocessingDrawing" xmlns:w10="urn:schemas-microsoft-com:office:word" xmlns:w="http://schemas.openxmlformats.org/wordprocessingml/2006/main" xmlns:w14="http://schemas.microsoft.com/office/word/2010/wordml" xmlns:wpg="http://schemas.microsoft.com/office/word/2010/wordprocessingGroup" xmlns:wpi="http://schemas.microsoft.com/office/word/2010/wordprocessingInk" xmlns:wne="http://schemas.microsoft.com/office/word/2006/wordml" xmlns:wps="http://schemas.microsoft.com/office/word/2010/wordprocessingShape" mc:Ignorable="w14 wp14">
   <w:body>
     <w:p>
-      <w:pPr>
-        <w:jc w:val="center"/>
-      </w:pPr>
       <w:r>
         <w:rPr>
           <w:rFonts w:ascii="宋体" w:hAnsi="宋体" w:eastAsia="宋体"/>
-          <w:b w:val="0"/>
-          <w:sz w:val="20"/>
         </w:rPr>
-        <w:t>式样二十七</w:t>
-      </w:r>
-    </w:p>
-    <w:p>
-      <w:pPr>
-        <w:jc w:val="center"/>
-      </w:pPr>
-      <w:r>
-        <w:rPr>
-          <w:rFonts w:ascii="宋体" w:hAnsi="宋体" w:eastAsia="宋体"/>
-          <w:b w:val="0"/>
-          <w:sz w:val="20"/>
-        </w:rPr>
-        <w:t>（此处印制公安机关名称）</w:t>
-      </w:r>
-    </w:p>
-    <w:p>
-      <w:pPr>
-        <w:spacing w:after="120"/>
-        <w:jc w:val="center"/>
-      </w:pPr>
-      <w:r>
-        <w:rPr>
-          <w:rFonts w:ascii="宋体" w:hAnsi="宋体" w:eastAsia="宋体"/>
-          <w:b/>
-          <w:sz w:val="32"/>
-        </w:rPr>
-        <w:t>解除社区戒毒/社区康复通知书</w:t>
-      </w:r>
-    </w:p>
-    <w:p>
-      <w:pPr>
-        <w:jc w:val="center"/>
-      </w:pPr>
-      <w:r>
-        <w:rPr>
-          <w:rFonts w:ascii="宋体" w:hAnsi="宋体" w:eastAsia="宋体"/>
-          <w:b w:val="0"/>
-          <w:sz w:val="22"/>
-        </w:rPr>
-        <w:t>×公（    ）解社通字〔    〕    号</w:t>
-      </w:r>
-    </w:p>
-    <w:p/>
-    <w:p>
-      <w:r>
-        <w:rPr>
-          <w:rFonts w:ascii="宋体" w:hAnsi="宋体" w:eastAsia="宋体"/>
-          <w:b w:val="0"/>
-          <w:sz w:val="22"/>
-        </w:rPr>
-        <w:t xml:space="preserve">社区戒毒/社区康复人：          性别：      年龄：      出生日期：          </w:t>
+        <w:t>— 59 —</w:t>
       </w:r>
     </w:p>
     <w:p>
       <w:r>
         <w:rPr>
           <w:rFonts w:ascii="宋体" w:hAnsi="宋体" w:eastAsia="宋体"/>
-          <w:b w:val="0"/>
-          <w:sz w:val="22"/>
         </w:rPr>
-        <w:t xml:space="preserve">身份证件种类及号码：                        工作单位：                  </w:t>
+        <w:t>式样二十七</w:t>
       </w:r>
     </w:p>
     <w:p>
       <w:r>
         <w:rPr>
           <w:rFonts w:ascii="宋体" w:hAnsi="宋体" w:eastAsia="宋体"/>
-          <w:b w:val="0"/>
-          <w:sz w:val="22"/>
         </w:rPr>
-        <w:t xml:space="preserve">户籍所在地：                                                      </w:t>
+        <w:t>（此处印制公安机关名称）</w:t>
       </w:r>
     </w:p>
     <w:p>
       <w:r>
         <w:rPr>
           <w:rFonts w:ascii="宋体" w:hAnsi="宋体" w:eastAsia="宋体"/>
-          <w:b w:val="0"/>
-          <w:sz w:val="22"/>
         </w:rPr>
-        <w:t xml:space="preserve">现住址：                                                          </w:t>
+        <w:t>解除社区戒毒/社区康复通知书</w:t>
       </w:r>
     </w:p>
     <w:p>
       <w:r>
         <w:rPr>
           <w:rFonts w:ascii="宋体" w:hAnsi="宋体" w:eastAsia="宋体"/>
-          <w:b w:val="0"/>
-          <w:sz w:val="22"/>
         </w:rPr>
-        <w:t xml:space="preserve">社区戒毒/社区康复决定书文号：                                    </w:t>
+        <w:t>X 公（ ）解社通字〔 〕 号</w:t>
       </w:r>
     </w:p>
     <w:p>
       <w:r>
         <w:rPr>
           <w:rFonts w:ascii="宋体" w:hAnsi="宋体" w:eastAsia="宋体"/>
-          <w:b w:val="0"/>
-          <w:sz w:val="22"/>
         </w:rPr>
-        <w:t>社区戒毒/社区康复期限自      年    月    日至      年    月    日</w:t>
+        <w:t>社区戒毒/社区康复人 性别 年龄 出生日期</w:t>
       </w:r>
     </w:p>
     <w:p>
       <w:r>
         <w:rPr>
           <w:rFonts w:ascii="宋体" w:hAnsi="宋体" w:eastAsia="宋体"/>
-          <w:b w:val="0"/>
-          <w:sz w:val="22"/>
         </w:rPr>
-        <w:t>因社区戒毒/社区康复执行期限届满，根据《戒毒条例》第二十三条/第四十条之规定，现予解除。</w:t>
+        <w:t>身份证件种类及号码 工作单位</w:t>
       </w:r>
     </w:p>
     <w:p>
       <w:r>
         <w:rPr>
           <w:rFonts w:ascii="宋体" w:hAnsi="宋体" w:eastAsia="宋体"/>
-          <w:b w:val="0"/>
-          <w:sz w:val="22"/>
+        </w:rPr>
+        <w:t>户籍所在地</w:t>
+      </w:r>
+    </w:p>
+    <w:p>
+      <w:r>
+        <w:rPr>
+          <w:rFonts w:ascii="宋体" w:hAnsi="宋体" w:eastAsia="宋体"/>
+        </w:rPr>
+        <w:t>现住址</w:t>
+      </w:r>
+    </w:p>
+    <w:p>
+      <w:r>
+        <w:rPr>
+          <w:rFonts w:ascii="宋体" w:hAnsi="宋体" w:eastAsia="宋体"/>
+        </w:rPr>
+        <w:t>社区戒毒/社区康复决定书文号</w:t>
+      </w:r>
+    </w:p>
+    <w:p>
+      <w:r>
+        <w:rPr>
+          <w:rFonts w:ascii="宋体" w:hAnsi="宋体" w:eastAsia="宋体"/>
+        </w:rPr>
+        <w:t>社区戒毒/社区康复期限自 年 月 日至 年 月 日</w:t>
+      </w:r>
+    </w:p>
+    <w:p>
+      <w:r>
+        <w:rPr>
+          <w:rFonts w:ascii="宋体" w:hAnsi="宋体" w:eastAsia="宋体"/>
+        </w:rPr>
+        <w:t>因社区戒毒/社区康复执行期限届满，根据《戒毒条例》第二十三</w:t>
+      </w:r>
+    </w:p>
+    <w:p>
+      <w:r>
+        <w:rPr>
+          <w:rFonts w:ascii="宋体" w:hAnsi="宋体" w:eastAsia="宋体"/>
+        </w:rPr>
+        <w:t>条/第四十条之规定，现予解除。</w:t>
+      </w:r>
+    </w:p>
+    <w:p>
+      <w:r>
+        <w:rPr>
+          <w:rFonts w:ascii="宋体" w:hAnsi="宋体" w:eastAsia="宋体"/>
         </w:rPr>
         <w:t>特此通知。</w:t>
       </w:r>
     </w:p>
-    <w:p/>
     <w:p>
       <w:r>
         <w:rPr>
           <w:rFonts w:ascii="宋体" w:hAnsi="宋体" w:eastAsia="宋体"/>
-          <w:b w:val="0"/>
-          <w:sz w:val="22"/>
         </w:rPr>
         <w:t>执行地公安机关（印）</w:t>
       </w:r>
@@ -151,19 +126,14 @@
       <w:r>
         <w:rPr>
           <w:rFonts w:ascii="宋体" w:hAnsi="宋体" w:eastAsia="宋体"/>
-          <w:b w:val="0"/>
-          <w:sz w:val="22"/>
         </w:rPr>
-        <w:t>年    月    日</w:t>
+        <w:t>年 月 日</w:t>
       </w:r>
     </w:p>
-    <w:p/>
     <w:p>
       <w:r>
         <w:rPr>
           <w:rFonts w:ascii="宋体" w:hAnsi="宋体" w:eastAsia="宋体"/>
-          <w:b w:val="0"/>
-          <w:sz w:val="22"/>
         </w:rPr>
         <w:t>社区戒毒/社区康复人</w:t>
       </w:r>
@@ -172,21 +142,24 @@
       <w:r>
         <w:rPr>
           <w:rFonts w:ascii="宋体" w:hAnsi="宋体" w:eastAsia="宋体"/>
-          <w:b w:val="0"/>
-          <w:sz w:val="22"/>
         </w:rPr>
-        <w:t>年    月    日</w:t>
+        <w:t>年 月 日</w:t>
       </w:r>
     </w:p>
-    <w:p/>
     <w:p>
       <w:r>
         <w:rPr>
           <w:rFonts w:ascii="宋体" w:hAnsi="宋体" w:eastAsia="宋体"/>
-          <w:b w:val="0"/>
-          <w:sz w:val="18"/>
         </w:rPr>
-        <w:t>一式五份，社区戒毒/社区康复人及其家属、执行地乡（镇）人民政府或者城市街道办事处，原社区戒毒/社区康复的决定机关各一份，一份附卷。</w:t>
+        <w:t>一式五份，社区戒毒/社区康复人及其家属、执行地乡（镇）人民政府或者</w:t>
+      </w:r>
+    </w:p>
+    <w:p>
+      <w:r>
+        <w:rPr>
+          <w:rFonts w:ascii="宋体" w:hAnsi="宋体" w:eastAsia="宋体"/>
+        </w:rPr>
+        <w:t>城市街道办事处，原社区戒毒/社区康复的决定机关各一份，一份附卷。</w:t>
       </w:r>
     </w:p>
     <w:sectPr>
@@ -562,6 +535,10 @@
     <w:name w:val="Normal"/>
     <w:qFormat/>
     <w:rsid w:val="00FC693F"/>
+    <w:rPr>
+      <w:rFonts w:ascii="宋体" w:hAnsi="宋体"/>
+      <w:sz w:val="22"/>
+    </w:rPr>
   </w:style>
   <w:style w:type="paragraph" w:styleId="Header">
     <w:name w:val="header"/>
